--- a/Pseudocodigo_DualMomentum.docx
+++ b/Pseudocodigo_DualMomentum.docx
@@ -13,7 +13,7 @@
           <w:sz w:val="24"/>
           <w:szCs w:val="24"/>
         </w:rPr>
-        <w:t xml:space="preserve">Pseudocódigo — Dual Momentum (Antonacci)</w:t>
+        <w:t xml:space="preserve">Pseudocódigo — Dual Momentum fiel (dual_momentum_livro.py)</w:t>
       </w:r>
     </w:p>
     <w:p>
@@ -27,7 +27,7 @@
           <w:sz w:val="17"/>
           <w:szCs w:val="17"/>
         </w:rPr>
-        <w:t xml:space="preserve">Cada item traduz uma linha do dual_momentum.py para português, na ordem em que executa.</w:t>
+        <w:t xml:space="preserve">Cada item traduz uma linha do código para português, na ordem em que executa.</w:t>
       </w:r>
     </w:p>
     <w:p>
@@ -55,49 +55,7 @@
           <w:sz w:val="18"/>
           <w:szCs w:val="18"/>
         </w:rPr>
-        <w:t xml:space="preserve">15 — </w:t>
-      </w:r>
-      <w:r>
-        <w:rPr>
-          <w:sz w:val="18"/>
-          <w:szCs w:val="18"/>
-        </w:rPr>
-        <w:t xml:space="preserve">Listo os três ativos.</w:t>
-      </w:r>
-    </w:p>
-    <w:p>
-      <w:pPr>
-        <w:spacing w:after="40"/>
-      </w:pPr>
-      <w:r>
-        <w:rPr>
-          <w:b/>
-          <w:bCs/>
-          <w:sz w:val="18"/>
-          <w:szCs w:val="18"/>
-        </w:rPr>
-        <w:t xml:space="preserve">16 — </w:t>
-      </w:r>
-      <w:r>
-        <w:rPr>
-          <w:sz w:val="18"/>
-          <w:szCs w:val="18"/>
-        </w:rPr>
-        <w:t xml:space="preserve">Fixo o lookback: 12 meses (o padrão do livro).</w:t>
-      </w:r>
-    </w:p>
-    <w:p>
-      <w:pPr>
-        <w:spacing w:after="40"/>
-      </w:pPr>
-      <w:r>
-        <w:rPr>
-          <w:b/>
-          <w:bCs/>
-          <w:sz w:val="18"/>
-          <w:szCs w:val="18"/>
-        </w:rPr>
-        <w:t xml:space="preserve">17 — </w:t>
+        <w:t xml:space="preserve">13 — </w:t>
       </w:r>
       <w:r>
         <w:rPr>
@@ -118,14 +76,35 @@
           <w:sz w:val="18"/>
           <w:szCs w:val="18"/>
         </w:rPr>
-        <w:t xml:space="preserve">18–21 — </w:t>
-      </w:r>
-      <w:r>
-        <w:rPr>
-          <w:sz w:val="18"/>
-          <w:szCs w:val="18"/>
-        </w:rPr>
-        <w:t xml:space="preserve">Tabelo o CDI de cada ano, de 2008 a 2026.</w:t>
+        <w:t xml:space="preserve">14 — </w:t>
+      </w:r>
+      <w:r>
+        <w:rPr>
+          <w:sz w:val="18"/>
+          <w:szCs w:val="18"/>
+        </w:rPr>
+        <w:t xml:space="preserve">Listo os três ativos: PRIO3, ITUB3 e ABEV3.</w:t>
+      </w:r>
+    </w:p>
+    <w:p>
+      <w:pPr>
+        <w:spacing w:after="40"/>
+      </w:pPr>
+      <w:r>
+        <w:rPr>
+          <w:b/>
+          <w:bCs/>
+          <w:sz w:val="18"/>
+          <w:szCs w:val="18"/>
+        </w:rPr>
+        <w:t xml:space="preserve">15–17 — </w:t>
+      </w:r>
+      <w:r>
+        <w:rPr>
+          <w:sz w:val="18"/>
+          <w:szCs w:val="18"/>
+        </w:rPr>
+        <w:t xml:space="preserve">Tabelo o CDI de cada ano, de 2016 a 2026.</w:t>
       </w:r>
     </w:p>
     <w:p>
@@ -139,63 +118,84 @@
           <w:sz w:val="19"/>
           <w:szCs w:val="19"/>
         </w:rPr>
-        <w:t xml:space="preserve">1) Dados: preço mensal</w:t>
-      </w:r>
-    </w:p>
-    <w:p>
-      <w:pPr>
-        <w:spacing w:after="40"/>
-      </w:pPr>
-      <w:r>
-        <w:rPr>
-          <w:b/>
-          <w:bCs/>
-          <w:sz w:val="18"/>
-          <w:szCs w:val="18"/>
-        </w:rPr>
-        <w:t xml:space="preserve">24–25 — </w:t>
-      </w:r>
-      <w:r>
-        <w:rPr>
-          <w:sz w:val="18"/>
-          <w:szCs w:val="18"/>
-        </w:rPr>
-        <w:t xml:space="preserve">Leio o preço ajustado dos três ativos, junto numa tabela, desde 2008.</w:t>
-      </w:r>
-    </w:p>
-    <w:p>
-      <w:pPr>
-        <w:spacing w:after="40"/>
-      </w:pPr>
-      <w:r>
-        <w:rPr>
-          <w:b/>
-          <w:bCs/>
-          <w:sz w:val="18"/>
-          <w:szCs w:val="18"/>
-        </w:rPr>
-        <w:t xml:space="preserve">27 — </w:t>
-      </w:r>
-      <w:r>
-        <w:rPr>
-          <w:sz w:val="18"/>
-          <w:szCs w:val="18"/>
-        </w:rPr>
-        <w:t xml:space="preserve">Defino o início da janela comum: quando os 3 ativos já têm 12 meses de histórico (a PRIO entra em 2015).</w:t>
-      </w:r>
-    </w:p>
-    <w:p>
-      <w:pPr>
-        <w:spacing w:after="40"/>
-      </w:pPr>
-      <w:r>
-        <w:rPr>
-          <w:b/>
-          <w:bCs/>
-          <w:sz w:val="18"/>
-          <w:szCs w:val="18"/>
-        </w:rPr>
-        <w:t xml:space="preserve">28 — </w:t>
+        <w:t xml:space="preserve">1) Dados: do diário ao fim de mês</w:t>
+      </w:r>
+    </w:p>
+    <w:p>
+      <w:pPr>
+        <w:spacing w:after="40"/>
+      </w:pPr>
+      <w:r>
+        <w:rPr>
+          <w:b/>
+          <w:bCs/>
+          <w:sz w:val="18"/>
+          <w:szCs w:val="18"/>
+        </w:rPr>
+        <w:t xml:space="preserve">20 — </w:t>
+      </w:r>
+      <w:r>
+        <w:rPr>
+          <w:sz w:val="18"/>
+          <w:szCs w:val="18"/>
+        </w:rPr>
+        <w:t xml:space="preserve">Leio a base plana (barras de 60min + a linha 'dia' de cada dia).</w:t>
+      </w:r>
+    </w:p>
+    <w:p>
+      <w:pPr>
+        <w:spacing w:after="40"/>
+      </w:pPr>
+      <w:r>
+        <w:rPr>
+          <w:b/>
+          <w:bCs/>
+          <w:sz w:val="18"/>
+          <w:szCs w:val="18"/>
+        </w:rPr>
+        <w:t xml:space="preserve">21 — </w:t>
+      </w:r>
+      <w:r>
+        <w:rPr>
+          <w:sz w:val="18"/>
+          <w:szCs w:val="18"/>
+        </w:rPr>
+        <w:t xml:space="preserve">Fico só com as linhas 'dia' — o fechamento diário de cada ativo — com a data como índice.</w:t>
+      </w:r>
+    </w:p>
+    <w:p>
+      <w:pPr>
+        <w:spacing w:after="40"/>
+      </w:pPr>
+      <w:r>
+        <w:rPr>
+          <w:b/>
+          <w:bCs/>
+          <w:sz w:val="18"/>
+          <w:szCs w:val="18"/>
+        </w:rPr>
+        <w:t xml:space="preserve">22 — </w:t>
+      </w:r>
+      <w:r>
+        <w:rPr>
+          <w:sz w:val="18"/>
+          <w:szCs w:val="18"/>
+        </w:rPr>
+        <w:t xml:space="preserve">Renomeio as colunas para os nomes dos ativos.</w:t>
+      </w:r>
+    </w:p>
+    <w:p>
+      <w:pPr>
+        <w:spacing w:after="40"/>
+      </w:pPr>
+      <w:r>
+        <w:rPr>
+          <w:b/>
+          <w:bCs/>
+          <w:sz w:val="18"/>
+          <w:szCs w:val="18"/>
+        </w:rPr>
+        <w:t xml:space="preserve">23 — </w:t>
       </w:r>
       <w:r>
         <w:rPr>
@@ -216,7 +216,7 @@
           <w:sz w:val="18"/>
           <w:szCs w:val="18"/>
         </w:rPr>
-        <w:t xml:space="preserve">29 — </w:t>
+        <w:t xml:space="preserve">24 — </w:t>
       </w:r>
       <w:r>
         <w:rPr>
@@ -237,14 +237,35 @@
           <w:sz w:val="18"/>
           <w:szCs w:val="18"/>
         </w:rPr>
-        <w:t xml:space="preserve">30–31 — </w:t>
-      </w:r>
-      <w:r>
-        <w:rPr>
-          <w:sz w:val="18"/>
-          <w:szCs w:val="18"/>
-        </w:rPr>
-        <w:t xml:space="preserve">Converto o CDI anual de cada ano em taxa mensal.</w:t>
+        <w:t xml:space="preserve">25 — </w:t>
+      </w:r>
+      <w:r>
+        <w:rPr>
+          <w:sz w:val="18"/>
+          <w:szCs w:val="18"/>
+        </w:rPr>
+        <w:t xml:space="preserve">Converto o CDI anual do ano de cada mês em taxa mensal.</w:t>
+      </w:r>
+    </w:p>
+    <w:p>
+      <w:pPr>
+        <w:spacing w:after="40"/>
+      </w:pPr>
+      <w:r>
+        <w:rPr>
+          <w:b/>
+          <w:bCs/>
+          <w:sz w:val="18"/>
+          <w:szCs w:val="18"/>
+        </w:rPr>
+        <w:t xml:space="preserve">26 — </w:t>
+      </w:r>
+      <w:r>
+        <w:rPr>
+          <w:sz w:val="18"/>
+          <w:szCs w:val="18"/>
+        </w:rPr>
+        <w:t xml:space="preserve">Acumulo o CDI dos últimos 12 meses — a barreira da perna absoluta.</w:t>
       </w:r>
     </w:p>
     <w:p>
@@ -258,28 +279,133 @@
           <w:sz w:val="19"/>
           <w:szCs w:val="19"/>
         </w:rPr>
-        <w:t xml:space="preserve">2) A barreira</w:t>
-      </w:r>
-    </w:p>
-    <w:p>
-      <w:pPr>
-        <w:spacing w:after="40"/>
-      </w:pPr>
-      <w:r>
-        <w:rPr>
-          <w:b/>
-          <w:bCs/>
-          <w:sz w:val="18"/>
-          <w:szCs w:val="18"/>
-        </w:rPr>
-        <w:t xml:space="preserve">34 — </w:t>
-      </w:r>
-      <w:r>
-        <w:rPr>
-          <w:sz w:val="18"/>
-          <w:szCs w:val="18"/>
-        </w:rPr>
-        <w:t xml:space="preserve">Acumulo o CDI dos últimos 12 meses — a barreira da perna absoluta.</w:t>
+        <w:t xml:space="preserve">2) As duas pernas do livro</w:t>
+      </w:r>
+    </w:p>
+    <w:p>
+      <w:pPr>
+        <w:spacing w:after="40"/>
+      </w:pPr>
+      <w:r>
+        <w:rPr>
+          <w:b/>
+          <w:bCs/>
+          <w:sz w:val="18"/>
+          <w:szCs w:val="18"/>
+        </w:rPr>
+        <w:t xml:space="preserve">29 — </w:t>
+      </w:r>
+      <w:r>
+        <w:rPr>
+          <w:sz w:val="18"/>
+          <w:szCs w:val="18"/>
+        </w:rPr>
+        <w:t xml:space="preserve">Momentum: o retorno de 12 meses de cada ativo (data contra data, pelo calendário).</w:t>
+      </w:r>
+    </w:p>
+    <w:p>
+      <w:pPr>
+        <w:spacing w:after="40"/>
+      </w:pPr>
+      <w:r>
+        <w:rPr>
+          <w:b/>
+          <w:bCs/>
+          <w:sz w:val="18"/>
+          <w:szCs w:val="18"/>
+        </w:rPr>
+        <w:t xml:space="preserve">30 — </w:t>
+      </w:r>
+      <w:r>
+        <w:rPr>
+          <w:sz w:val="18"/>
+          <w:szCs w:val="18"/>
+        </w:rPr>
+        <w:t xml:space="preserve">Líder: o ativo de maior retorno de 12 meses (perna relativa).</w:t>
+      </w:r>
+    </w:p>
+    <w:p>
+      <w:pPr>
+        <w:spacing w:after="40"/>
+      </w:pPr>
+      <w:r>
+        <w:rPr>
+          <w:b/>
+          <w:bCs/>
+          <w:sz w:val="18"/>
+          <w:szCs w:val="18"/>
+        </w:rPr>
+        <w:t xml:space="preserve">31 — </w:t>
+      </w:r>
+      <w:r>
+        <w:rPr>
+          <w:sz w:val="18"/>
+          <w:szCs w:val="18"/>
+        </w:rPr>
+        <w:t xml:space="preserve">Investe? Só se o retorno do líder superar o CDI acumulado dos mesmos 12 meses (perna absoluta).</w:t>
+      </w:r>
+    </w:p>
+    <w:p>
+      <w:pPr>
+        <w:spacing w:after="40"/>
+      </w:pPr>
+      <w:r>
+        <w:rPr>
+          <w:b/>
+          <w:bCs/>
+          <w:sz w:val="18"/>
+          <w:szCs w:val="18"/>
+        </w:rPr>
+        <w:t xml:space="preserve">33 — </w:t>
+      </w:r>
+      <w:r>
+        <w:rPr>
+          <w:sz w:val="18"/>
+          <w:szCs w:val="18"/>
+        </w:rPr>
+        <w:t xml:space="preserve">Começo a matriz de pesos zerada.</w:t>
+      </w:r>
+    </w:p>
+    <w:p>
+      <w:pPr>
+        <w:spacing w:after="40"/>
+      </w:pPr>
+      <w:r>
+        <w:rPr>
+          <w:b/>
+          <w:bCs/>
+          <w:sz w:val="18"/>
+          <w:szCs w:val="18"/>
+        </w:rPr>
+        <w:t xml:space="preserve">34–36 — </w:t>
+      </w:r>
+      <w:r>
+        <w:rPr>
+          <w:sz w:val="18"/>
+          <w:szCs w:val="18"/>
+        </w:rPr>
+        <w:t xml:space="preserve">Para cada mês a partir do 12º: se investe, coloco 100% no líder do mês.</w:t>
+      </w:r>
+    </w:p>
+    <w:p>
+      <w:pPr>
+        <w:spacing w:after="40"/>
+      </w:pPr>
+      <w:r>
+        <w:rPr>
+          <w:b/>
+          <w:bCs/>
+          <w:sz w:val="18"/>
+          <w:szCs w:val="18"/>
+        </w:rPr>
+        <w:t xml:space="preserve">37 — </w:t>
+      </w:r>
+      <w:r>
+        <w:rPr>
+          <w:sz w:val="18"/>
+          <w:szCs w:val="18"/>
+        </w:rPr>
+        <w:t xml:space="preserve">O que não está no líder é caixa.</w:t>
       </w:r>
     </w:p>
     <w:p>
@@ -293,112 +419,70 @@
           <w:sz w:val="19"/>
           <w:szCs w:val="19"/>
         </w:rPr>
-        <w:t xml:space="preserve">3) Sinais (as 2 pernas)</w:t>
-      </w:r>
-    </w:p>
-    <w:p>
-      <w:pPr>
-        <w:spacing w:after="40"/>
-      </w:pPr>
-      <w:r>
-        <w:rPr>
-          <w:b/>
-          <w:bCs/>
-          <w:sz w:val="18"/>
-          <w:szCs w:val="18"/>
-        </w:rPr>
-        <w:t xml:space="preserve">37 — </w:t>
-      </w:r>
-      <w:r>
-        <w:rPr>
-          <w:sz w:val="18"/>
-          <w:szCs w:val="18"/>
-        </w:rPr>
-        <w:t xml:space="preserve">Calculo o retorno de 12 meses de cada ativo.</w:t>
-      </w:r>
-    </w:p>
-    <w:p>
-      <w:pPr>
-        <w:spacing w:after="40"/>
-      </w:pPr>
-      <w:r>
-        <w:rPr>
-          <w:b/>
-          <w:bCs/>
-          <w:sz w:val="18"/>
-          <w:szCs w:val="18"/>
-        </w:rPr>
-        <w:t xml:space="preserve">38 — </w:t>
-      </w:r>
-      <w:r>
-        <w:rPr>
-          <w:sz w:val="18"/>
-          <w:szCs w:val="18"/>
-        </w:rPr>
-        <w:t xml:space="preserve">Líder = o ativo de maior retorno de 12m (perna relativa).</w:t>
-      </w:r>
-    </w:p>
-    <w:p>
-      <w:pPr>
-        <w:spacing w:after="40"/>
-      </w:pPr>
-      <w:r>
-        <w:rPr>
-          <w:b/>
-          <w:bCs/>
-          <w:sz w:val="18"/>
-          <w:szCs w:val="18"/>
-        </w:rPr>
-        <w:t xml:space="preserve">39 — </w:t>
-      </w:r>
-      <w:r>
-        <w:rPr>
-          <w:sz w:val="18"/>
-          <w:szCs w:val="18"/>
-        </w:rPr>
-        <w:t xml:space="preserve">Investe? Só se o retorno do líder superar o CDI acumulado de 12m (perna absoluta).</w:t>
-      </w:r>
-    </w:p>
-    <w:p>
-      <w:pPr>
-        <w:spacing w:after="40"/>
-      </w:pPr>
-      <w:r>
-        <w:rPr>
-          <w:b/>
-          <w:bCs/>
-          <w:sz w:val="18"/>
-          <w:szCs w:val="18"/>
-        </w:rPr>
-        <w:t xml:space="preserve">41 — </w:t>
-      </w:r>
-      <w:r>
-        <w:rPr>
-          <w:sz w:val="18"/>
-          <w:szCs w:val="18"/>
-        </w:rPr>
-        <w:t xml:space="preserve">Começo a matriz de pesos zerada.</w:t>
-      </w:r>
-    </w:p>
-    <w:p>
-      <w:pPr>
-        <w:spacing w:after="40"/>
-      </w:pPr>
-      <w:r>
-        <w:rPr>
-          <w:b/>
-          <w:bCs/>
-          <w:sz w:val="18"/>
-          <w:szCs w:val="18"/>
-        </w:rPr>
-        <w:t xml:space="preserve">42–44 — </w:t>
-      </w:r>
-      <w:r>
-        <w:rPr>
-          <w:sz w:val="18"/>
-          <w:szCs w:val="18"/>
-        </w:rPr>
-        <w:t xml:space="preserve">Para cada mês: se investe, coloco 100% no líder.</w:t>
+        <w:t xml:space="preserve">3) Retorno e resultados</w:t>
+      </w:r>
+    </w:p>
+    <w:p>
+      <w:pPr>
+        <w:spacing w:after="40"/>
+      </w:pPr>
+      <w:r>
+        <w:rPr>
+          <w:b/>
+          <w:bCs/>
+          <w:sz w:val="18"/>
+          <w:szCs w:val="18"/>
+        </w:rPr>
+        <w:t xml:space="preserve">40–41 — </w:t>
+      </w:r>
+      <w:r>
+        <w:rPr>
+          <w:sz w:val="18"/>
+          <w:szCs w:val="18"/>
+        </w:rPr>
+        <w:t xml:space="preserve">Retorno da estratégia: peso do mês anterior vezes o retorno deste mês, mais o caixa do mês anterior rendendo o CDI mensal, menos o giro vezes o custo; descarto o período de aquecimento (13 primeiros meses).</w:t>
+      </w:r>
+    </w:p>
+    <w:p>
+      <w:pPr>
+        <w:spacing w:after="40"/>
+      </w:pPr>
+      <w:r>
+        <w:rPr>
+          <w:b/>
+          <w:bCs/>
+          <w:sz w:val="18"/>
+          <w:szCs w:val="18"/>
+        </w:rPr>
+        <w:t xml:space="preserve">42 — </w:t>
+      </w:r>
+      <w:r>
+        <w:rPr>
+          <w:sz w:val="18"/>
+          <w:szCs w:val="18"/>
+        </w:rPr>
+        <w:t xml:space="preserve">Acumulo o patrimônio: produto de (1 + retorno).</w:t>
+      </w:r>
+    </w:p>
+    <w:p>
+      <w:pPr>
+        <w:spacing w:after="40"/>
+      </w:pPr>
+      <w:r>
+        <w:rPr>
+          <w:b/>
+          <w:bCs/>
+          <w:sz w:val="18"/>
+          <w:szCs w:val="18"/>
+        </w:rPr>
+        <w:t xml:space="preserve">43 — </w:t>
+      </w:r>
+      <w:r>
+        <w:rPr>
+          <w:sz w:val="18"/>
+          <w:szCs w:val="18"/>
+        </w:rPr>
+        <w:t xml:space="preserve">Calculo o drawdown: patrimônio sobre o seu máximo até ali, menos um.</w:t>
       </w:r>
     </w:p>
     <w:p>
@@ -419,21 +503,49 @@
           <w:sz w:val="18"/>
           <w:szCs w:val="18"/>
         </w:rPr>
-        <w:t xml:space="preserve">O que não está no líder é caixa.</w:t>
-      </w:r>
-    </w:p>
-    <w:p>
-      <w:pPr>
-        <w:spacing w:after="40" w:before="100"/>
-      </w:pPr>
-      <w:r>
-        <w:rPr>
-          <w:b/>
-          <w:bCs/>
-          <w:sz w:val="19"/>
-          <w:szCs w:val="19"/>
-        </w:rPr>
-        <w:t xml:space="preserve">4) Retorno (sinal de t paga em t+1)</w:t>
+        <w:t xml:space="preserve">Imprimo o título.</w:t>
+      </w:r>
+    </w:p>
+    <w:p>
+      <w:pPr>
+        <w:spacing w:after="40"/>
+      </w:pPr>
+      <w:r>
+        <w:rPr>
+          <w:b/>
+          <w:bCs/>
+          <w:sz w:val="18"/>
+          <w:szCs w:val="18"/>
+        </w:rPr>
+        <w:t xml:space="preserve">46 — </w:t>
+      </w:r>
+      <w:r>
+        <w:rPr>
+          <w:sz w:val="18"/>
+          <w:szCs w:val="18"/>
+        </w:rPr>
+        <w:t xml:space="preserve">Imprimo o período.</w:t>
+      </w:r>
+    </w:p>
+    <w:p>
+      <w:pPr>
+        <w:spacing w:after="40"/>
+      </w:pPr>
+      <w:r>
+        <w:rPr>
+          <w:b/>
+          <w:bCs/>
+          <w:sz w:val="18"/>
+          <w:szCs w:val="18"/>
+        </w:rPr>
+        <w:t xml:space="preserve">47 — </w:t>
+      </w:r>
+      <w:r>
+        <w:rPr>
+          <w:sz w:val="18"/>
+          <w:szCs w:val="18"/>
+        </w:rPr>
+        <w:t xml:space="preserve">Imprimo o Sharpe (média sobre desvio, anualizado por raiz de 12).</w:t>
       </w:r>
     </w:p>
     <w:p>
@@ -454,7 +566,7 @@
           <w:sz w:val="18"/>
           <w:szCs w:val="18"/>
         </w:rPr>
-        <w:t xml:space="preserve">Ganho da ação: peso do mês anterior vezes o retorno deste mês.</w:t>
+        <w:t xml:space="preserve">Imprimo o drawdown máximo (régua mensal; na diária é mais fundo).</w:t>
       </w:r>
     </w:p>
     <w:p>
@@ -475,209 +587,6 @@
           <w:sz w:val="18"/>
           <w:szCs w:val="18"/>
         </w:rPr>
-        <w:t xml:space="preserve">Ganho do caixa: caixa do mês anterior vezes o CDI mensal.</w:t>
-      </w:r>
-    </w:p>
-    <w:p>
-      <w:pPr>
-        <w:spacing w:after="40"/>
-      </w:pPr>
-      <w:r>
-        <w:rPr>
-          <w:b/>
-          <w:bCs/>
-          <w:sz w:val="18"/>
-          <w:szCs w:val="18"/>
-        </w:rPr>
-        <w:t xml:space="preserve">50 — </w:t>
-      </w:r>
-      <w:r>
-        <w:rPr>
-          <w:sz w:val="18"/>
-          <w:szCs w:val="18"/>
-        </w:rPr>
-        <w:t xml:space="preserve">Giro: soma das trocas de peso.</w:t>
-      </w:r>
-    </w:p>
-    <w:p>
-      <w:pPr>
-        <w:spacing w:after="40"/>
-      </w:pPr>
-      <w:r>
-        <w:rPr>
-          <w:b/>
-          <w:bCs/>
-          <w:sz w:val="18"/>
-          <w:szCs w:val="18"/>
-        </w:rPr>
-        <w:t xml:space="preserve">51 — </w:t>
-      </w:r>
-      <w:r>
-        <w:rPr>
-          <w:sz w:val="18"/>
-          <w:szCs w:val="18"/>
-        </w:rPr>
-        <w:t xml:space="preserve">Retorno líquido: ação mais caixa, menos giro vezes o custo; recortado à janela comum.</w:t>
-      </w:r>
-    </w:p>
-    <w:p>
-      <w:pPr>
-        <w:spacing w:after="40" w:before="100"/>
-      </w:pPr>
-      <w:r>
-        <w:rPr>
-          <w:b/>
-          <w:bCs/>
-          <w:sz w:val="19"/>
-          <w:szCs w:val="19"/>
-        </w:rPr>
-        <w:t xml:space="preserve">5) Resultados</w:t>
-      </w:r>
-    </w:p>
-    <w:p>
-      <w:pPr>
-        <w:spacing w:after="40"/>
-      </w:pPr>
-      <w:r>
-        <w:rPr>
-          <w:b/>
-          <w:bCs/>
-          <w:sz w:val="18"/>
-          <w:szCs w:val="18"/>
-        </w:rPr>
-        <w:t xml:space="preserve">54 — </w:t>
-      </w:r>
-      <w:r>
-        <w:rPr>
-          <w:sz w:val="18"/>
-          <w:szCs w:val="18"/>
-        </w:rPr>
-        <w:t xml:space="preserve">Acumulo o patrimônio: produto de (1 + retorno).</w:t>
-      </w:r>
-    </w:p>
-    <w:p>
-      <w:pPr>
-        <w:spacing w:after="40"/>
-      </w:pPr>
-      <w:r>
-        <w:rPr>
-          <w:b/>
-          <w:bCs/>
-          <w:sz w:val="18"/>
-          <w:szCs w:val="18"/>
-        </w:rPr>
-        <w:t xml:space="preserve">55 — </w:t>
-      </w:r>
-      <w:r>
-        <w:rPr>
-          <w:sz w:val="18"/>
-          <w:szCs w:val="18"/>
-        </w:rPr>
-        <w:t xml:space="preserve">Calculo o drawdown ao longo do tempo.</w:t>
-      </w:r>
-    </w:p>
-    <w:p>
-      <w:pPr>
-        <w:spacing w:after="40"/>
-      </w:pPr>
-      <w:r>
-        <w:rPr>
-          <w:b/>
-          <w:bCs/>
-          <w:sz w:val="18"/>
-          <w:szCs w:val="18"/>
-        </w:rPr>
-        <w:t xml:space="preserve">56 — </w:t>
-      </w:r>
-      <w:r>
-        <w:rPr>
-          <w:sz w:val="18"/>
-          <w:szCs w:val="18"/>
-        </w:rPr>
-        <w:t xml:space="preserve">Calculo o Sharpe (média sobre desvio, anualizado).</w:t>
-      </w:r>
-    </w:p>
-    <w:p>
-      <w:pPr>
-        <w:spacing w:after="40"/>
-      </w:pPr>
-      <w:r>
-        <w:rPr>
-          <w:b/>
-          <w:bCs/>
-          <w:sz w:val="18"/>
-          <w:szCs w:val="18"/>
-        </w:rPr>
-        <w:t xml:space="preserve">57–58 — </w:t>
-      </w:r>
-      <w:r>
-        <w:rPr>
-          <w:sz w:val="18"/>
-          <w:szCs w:val="18"/>
-        </w:rPr>
-        <w:t xml:space="preserve">Imprimo o título e o período (janela dos 3 ativos).</w:t>
-      </w:r>
-    </w:p>
-    <w:p>
-      <w:pPr>
-        <w:spacing w:after="40"/>
-      </w:pPr>
-      <w:r>
-        <w:rPr>
-          <w:b/>
-          <w:bCs/>
-          <w:sz w:val="18"/>
-          <w:szCs w:val="18"/>
-        </w:rPr>
-        <w:t xml:space="preserve">59 — </w:t>
-      </w:r>
-      <w:r>
-        <w:rPr>
-          <w:sz w:val="18"/>
-          <w:szCs w:val="18"/>
-        </w:rPr>
-        <w:t xml:space="preserve">Imprimo o Sharpe.</w:t>
-      </w:r>
-    </w:p>
-    <w:p>
-      <w:pPr>
-        <w:spacing w:after="40"/>
-      </w:pPr>
-      <w:r>
-        <w:rPr>
-          <w:b/>
-          <w:bCs/>
-          <w:sz w:val="18"/>
-          <w:szCs w:val="18"/>
-        </w:rPr>
-        <w:t xml:space="preserve">60 — </w:t>
-      </w:r>
-      <w:r>
-        <w:rPr>
-          <w:sz w:val="18"/>
-          <w:szCs w:val="18"/>
-        </w:rPr>
-        <w:t xml:space="preserve">Imprimo o drawdown máximo (régua mensal; na diária é mais fundo).</w:t>
-      </w:r>
-    </w:p>
-    <w:p>
-      <w:pPr>
-        <w:spacing w:after="40"/>
-      </w:pPr>
-      <w:r>
-        <w:rPr>
-          <w:b/>
-          <w:bCs/>
-          <w:sz w:val="18"/>
-          <w:szCs w:val="18"/>
-        </w:rPr>
-        <w:t xml:space="preserve">61 — </w:t>
-      </w:r>
-      <w:r>
-        <w:rPr>
-          <w:sz w:val="18"/>
-          <w:szCs w:val="18"/>
-        </w:rPr>
         <w:t xml:space="preserve">Imprimo o retorno total.</w:t>
       </w:r>
     </w:p>
@@ -692,14 +601,35 @@
           <w:sz w:val="18"/>
           <w:szCs w:val="18"/>
         </w:rPr>
-        <w:t xml:space="preserve">62–63 — </w:t>
-      </w:r>
-      <w:r>
-        <w:rPr>
-          <w:sz w:val="18"/>
-          <w:szCs w:val="18"/>
-        </w:rPr>
-        <w:t xml:space="preserve">Imprimo o tempo em caixa e a concentração (100% em 1 ativo).</w:t>
+        <w:t xml:space="preserve">50–51 — </w:t>
+      </w:r>
+      <w:r>
+        <w:rPr>
+          <w:sz w:val="18"/>
+          <w:szCs w:val="18"/>
+        </w:rPr>
+        <w:t xml:space="preserve">Imprimo o tempo em caixa e o número de trocas.</w:t>
+      </w:r>
+    </w:p>
+    <w:p>
+      <w:pPr>
+        <w:spacing w:after="40"/>
+      </w:pPr>
+      <w:r>
+        <w:rPr>
+          <w:b/>
+          <w:bCs/>
+          <w:sz w:val="18"/>
+          <w:szCs w:val="18"/>
+        </w:rPr>
+        <w:t xml:space="preserve">52 — </w:t>
+      </w:r>
+      <w:r>
+        <w:rPr>
+          <w:sz w:val="18"/>
+          <w:szCs w:val="18"/>
+        </w:rPr>
+        <w:t xml:space="preserve">Imprimo a posição de hoje: o líder atual, ou CAIXA se a perna absoluta mandar sair.</w:t>
       </w:r>
     </w:p>
     <w:sectPr>

--- a/Pseudocodigo_DualMomentum.docx
+++ b/Pseudocodigo_DualMomentum.docx
@@ -363,42 +363,42 @@
           <w:sz w:val="18"/>
           <w:szCs w:val="18"/>
         </w:rPr>
-        <w:t xml:space="preserve">Começo a matriz de pesos zerada.</w:t>
-      </w:r>
-    </w:p>
-    <w:p>
-      <w:pPr>
-        <w:spacing w:after="40"/>
-      </w:pPr>
-      <w:r>
-        <w:rPr>
-          <w:b/>
-          <w:bCs/>
-          <w:sz w:val="18"/>
-          <w:szCs w:val="18"/>
-        </w:rPr>
-        <w:t xml:space="preserve">34–36 — </w:t>
-      </w:r>
-      <w:r>
-        <w:rPr>
-          <w:sz w:val="18"/>
-          <w:szCs w:val="18"/>
-        </w:rPr>
-        <w:t xml:space="preserve">Para cada mês a partir do 12º: se investe, coloco 100% no líder do mês.</w:t>
-      </w:r>
-    </w:p>
-    <w:p>
-      <w:pPr>
-        <w:spacing w:after="40"/>
-      </w:pPr>
-      <w:r>
-        <w:rPr>
-          <w:b/>
-          <w:bCs/>
-          <w:sz w:val="18"/>
-          <w:szCs w:val="18"/>
-        </w:rPr>
-        <w:t xml:space="preserve">37 — </w:t>
+        <w:t xml:space="preserve">Monto a matriz do líder: 1 na coluna do líder de cada mês, 0 nas outras.</w:t>
+      </w:r>
+    </w:p>
+    <w:p>
+      <w:pPr>
+        <w:spacing w:after="40"/>
+      </w:pPr>
+      <w:r>
+        <w:rPr>
+          <w:b/>
+          <w:bCs/>
+          <w:sz w:val="18"/>
+          <w:szCs w:val="18"/>
+        </w:rPr>
+        <w:t xml:space="preserve">34 — </w:t>
+      </w:r>
+      <w:r>
+        <w:rPr>
+          <w:sz w:val="18"/>
+          <w:szCs w:val="18"/>
+        </w:rPr>
+        <w:t xml:space="preserve">Peso: a matriz do líder vezes a permissão da perna absoluta — 100% no líder, se puder investir.</w:t>
+      </w:r>
+    </w:p>
+    <w:p>
+      <w:pPr>
+        <w:spacing w:after="40"/>
+      </w:pPr>
+      <w:r>
+        <w:rPr>
+          <w:b/>
+          <w:bCs/>
+          <w:sz w:val="18"/>
+          <w:szCs w:val="18"/>
+        </w:rPr>
+        <w:t xml:space="preserve">35 — </w:t>
       </w:r>
       <w:r>
         <w:rPr>
@@ -433,7 +433,7 @@
           <w:sz w:val="18"/>
           <w:szCs w:val="18"/>
         </w:rPr>
-        <w:t xml:space="preserve">40–41 — </w:t>
+        <w:t xml:space="preserve">38–39 — </w:t>
       </w:r>
       <w:r>
         <w:rPr>
@@ -454,6 +454,48 @@
           <w:sz w:val="18"/>
           <w:szCs w:val="18"/>
         </w:rPr>
+        <w:t xml:space="preserve">40 — </w:t>
+      </w:r>
+      <w:r>
+        <w:rPr>
+          <w:sz w:val="18"/>
+          <w:szCs w:val="18"/>
+        </w:rPr>
+        <w:t xml:space="preserve">Acumulo o patrimônio: produto de (1 + retorno).</w:t>
+      </w:r>
+    </w:p>
+    <w:p>
+      <w:pPr>
+        <w:spacing w:after="40"/>
+      </w:pPr>
+      <w:r>
+        <w:rPr>
+          <w:b/>
+          <w:bCs/>
+          <w:sz w:val="18"/>
+          <w:szCs w:val="18"/>
+        </w:rPr>
+        <w:t xml:space="preserve">41 — </w:t>
+      </w:r>
+      <w:r>
+        <w:rPr>
+          <w:sz w:val="18"/>
+          <w:szCs w:val="18"/>
+        </w:rPr>
+        <w:t xml:space="preserve">Calculo o Sharpe: média sobre desvio, anualizado por raiz de 12.</w:t>
+      </w:r>
+    </w:p>
+    <w:p>
+      <w:pPr>
+        <w:spacing w:after="40"/>
+      </w:pPr>
+      <w:r>
+        <w:rPr>
+          <w:b/>
+          <w:bCs/>
+          <w:sz w:val="18"/>
+          <w:szCs w:val="18"/>
+        </w:rPr>
         <w:t xml:space="preserve">42 — </w:t>
       </w:r>
       <w:r>
@@ -461,7 +503,7 @@
           <w:sz w:val="18"/>
           <w:szCs w:val="18"/>
         </w:rPr>
-        <w:t xml:space="preserve">Acumulo o patrimônio: produto de (1 + retorno).</w:t>
+        <w:t xml:space="preserve">Calculo o drawdown máximo: mínimo do patrimônio sobre o seu máximo até ali, menos um.</w:t>
       </w:r>
     </w:p>
     <w:p>
@@ -482,7 +524,7 @@
           <w:sz w:val="18"/>
           <w:szCs w:val="18"/>
         </w:rPr>
-        <w:t xml:space="preserve">Calculo o Sharpe: média sobre desvio, anualizado por raiz de 12.</w:t>
+        <w:t xml:space="preserve">Calculo o retorno total.</w:t>
       </w:r>
     </w:p>
     <w:p>
@@ -503,7 +545,7 @@
           <w:sz w:val="18"/>
           <w:szCs w:val="18"/>
         </w:rPr>
-        <w:t xml:space="preserve">Calculo o drawdown máximo: mínimo do patrimônio sobre o seu máximo até ali, menos um.</w:t>
+        <w:t xml:space="preserve">Meço o tempo em caixa: em quantos % dos meses a carteira ficou 100% no CDI.</w:t>
       </w:r>
     </w:p>
     <w:p>
@@ -524,7 +566,7 @@
           <w:sz w:val="18"/>
           <w:szCs w:val="18"/>
         </w:rPr>
-        <w:t xml:space="preserve">Calculo o retorno total.</w:t>
+        <w:t xml:space="preserve">Conto as trocas de posição.</w:t>
       </w:r>
     </w:p>
     <w:p>
@@ -545,48 +587,6 @@
           <w:sz w:val="18"/>
           <w:szCs w:val="18"/>
         </w:rPr>
-        <w:t xml:space="preserve">Meço o tempo em caixa: em quantos % dos meses a carteira ficou 100% no CDI.</w:t>
-      </w:r>
-    </w:p>
-    <w:p>
-      <w:pPr>
-        <w:spacing w:after="40"/>
-      </w:pPr>
-      <w:r>
-        <w:rPr>
-          <w:b/>
-          <w:bCs/>
-          <w:sz w:val="18"/>
-          <w:szCs w:val="18"/>
-        </w:rPr>
-        <w:t xml:space="preserve">47 — </w:t>
-      </w:r>
-      <w:r>
-        <w:rPr>
-          <w:sz w:val="18"/>
-          <w:szCs w:val="18"/>
-        </w:rPr>
-        <w:t xml:space="preserve">Conto as trocas de posição.</w:t>
-      </w:r>
-    </w:p>
-    <w:p>
-      <w:pPr>
-        <w:spacing w:after="40"/>
-      </w:pPr>
-      <w:r>
-        <w:rPr>
-          <w:b/>
-          <w:bCs/>
-          <w:sz w:val="18"/>
-          <w:szCs w:val="18"/>
-        </w:rPr>
-        <w:t xml:space="preserve">48 — </w:t>
-      </w:r>
-      <w:r>
-        <w:rPr>
-          <w:sz w:val="18"/>
-          <w:szCs w:val="18"/>
-        </w:rPr>
         <w:t xml:space="preserve">Guardo a posição de hoje: o líder atual, ou CAIXA se a perna absoluta mandar sair.</w:t>
       </w:r>
     </w:p>
@@ -601,7 +601,49 @@
           <w:sz w:val="18"/>
           <w:szCs w:val="18"/>
         </w:rPr>
-        <w:t xml:space="preserve">50 — </w:t>
+        <w:t xml:space="preserve">49–52 — </w:t>
+      </w:r>
+      <w:r>
+        <w:rPr>
+          <w:sz w:val="18"/>
+          <w:szCs w:val="18"/>
+        </w:rPr>
+        <w:t xml:space="preserve">Calculo o Sharpe em três blocos de ~3 anos — robustez: a estratégia funciona em cada pedaço do tempo, ou só no agregado?</w:t>
+      </w:r>
+    </w:p>
+    <w:p>
+      <w:pPr>
+        <w:spacing w:after="40"/>
+      </w:pPr>
+      <w:r>
+        <w:rPr>
+          <w:b/>
+          <w:bCs/>
+          <w:sz w:val="18"/>
+          <w:szCs w:val="18"/>
+        </w:rPr>
+        <w:t xml:space="preserve">53–56 — </w:t>
+      </w:r>
+      <w:r>
+        <w:rPr>
+          <w:sz w:val="18"/>
+          <w:szCs w:val="18"/>
+        </w:rPr>
+        <w:t xml:space="preserve">Monto os benchmarks do mesmo período: B&amp;H 1/3 (rebalanceado ao mês) e o CDI acumulado — contexto para o Sharpe.</w:t>
+      </w:r>
+    </w:p>
+    <w:p>
+      <w:pPr>
+        <w:spacing w:after="40"/>
+      </w:pPr>
+      <w:r>
+        <w:rPr>
+          <w:b/>
+          <w:bCs/>
+          <w:sz w:val="18"/>
+          <w:szCs w:val="18"/>
+        </w:rPr>
+        <w:t xml:space="preserve">58 — </w:t>
       </w:r>
       <w:r>
         <w:rPr>
@@ -622,7 +664,7 @@
           <w:sz w:val="18"/>
           <w:szCs w:val="18"/>
         </w:rPr>
-        <w:t xml:space="preserve">51 — </w:t>
+        <w:t xml:space="preserve">59 — </w:t>
       </w:r>
       <w:r>
         <w:rPr>
@@ -643,7 +685,7 @@
           <w:sz w:val="18"/>
           <w:szCs w:val="18"/>
         </w:rPr>
-        <w:t xml:space="preserve">52 — </w:t>
+        <w:t xml:space="preserve">60 — </w:t>
       </w:r>
       <w:r>
         <w:rPr>
@@ -664,7 +706,7 @@
           <w:sz w:val="18"/>
           <w:szCs w:val="18"/>
         </w:rPr>
-        <w:t xml:space="preserve">53 — </w:t>
+        <w:t xml:space="preserve">61 — </w:t>
       </w:r>
       <w:r>
         <w:rPr>
@@ -672,6 +714,48 @@
           <w:szCs w:val="18"/>
         </w:rPr>
         <w:t xml:space="preserve">Imprimo o tempo em caixa, as trocas e a posição de hoje.</w:t>
+      </w:r>
+    </w:p>
+    <w:p>
+      <w:pPr>
+        <w:spacing w:after="40"/>
+      </w:pPr>
+      <w:r>
+        <w:rPr>
+          <w:b/>
+          <w:bCs/>
+          <w:sz w:val="18"/>
+          <w:szCs w:val="18"/>
+        </w:rPr>
+        <w:t xml:space="preserve">62 — </w:t>
+      </w:r>
+      <w:r>
+        <w:rPr>
+          <w:sz w:val="18"/>
+          <w:szCs w:val="18"/>
+        </w:rPr>
+        <w:t xml:space="preserve">Imprimo o Sharpe por bloco.</w:t>
+      </w:r>
+    </w:p>
+    <w:p>
+      <w:pPr>
+        <w:spacing w:after="40"/>
+      </w:pPr>
+      <w:r>
+        <w:rPr>
+          <w:b/>
+          <w:bCs/>
+          <w:sz w:val="18"/>
+          <w:szCs w:val="18"/>
+        </w:rPr>
+        <w:t xml:space="preserve">63 — </w:t>
+      </w:r>
+      <w:r>
+        <w:rPr>
+          <w:sz w:val="18"/>
+          <w:szCs w:val="18"/>
+        </w:rPr>
+        <w:t xml:space="preserve">Imprimo os benchmarks do período.</w:t>
       </w:r>
     </w:p>
     <w:sectPr>
